--- a/eng/docx/003.content.docx
+++ b/eng/docx/003.content.docx
@@ -392,7 +392,19 @@
         <w:rPr>
           <w:lang w:val="en_US" w:bidi="en_US"/>
         </w:rPr>
-        <w:t>(Translation suggestions: How to Translate Names)</w:t>
+        <w:t xml:space="preserve">(Translation suggestions: </w:t>
+      </w:r>
+      <w:r>
+        <w:rPr>
+          <w:lang w:val="en_US" w:bidi="en_US"/>
+        </w:rPr>
+        <w:t>How to Translate Names</w:t>
+      </w:r>
+      <w:r>
+        <w:rPr>
+          <w:lang w:val="en_US" w:bidi="en_US"/>
+        </w:rPr>
+        <w:t>)</w:t>
       </w:r>
       <w:r>
         <w:rPr>
@@ -891,7 +903,19 @@
         <w:rPr>
           <w:lang w:val="en_US" w:bidi="en_US"/>
         </w:rPr>
-        <w:t>(Translation suggestions: How to Translate Names)</w:t>
+        <w:t xml:space="preserve">(Translation suggestions: </w:t>
+      </w:r>
+      <w:r>
+        <w:rPr>
+          <w:lang w:val="en_US" w:bidi="en_US"/>
+        </w:rPr>
+        <w:t>How to Translate Names</w:t>
+      </w:r>
+      <w:r>
+        <w:rPr>
+          <w:lang w:val="en_US" w:bidi="en_US"/>
+        </w:rPr>
+        <w:t>)</w:t>
       </w:r>
       <w:r>
         <w:rPr>
@@ -1357,7 +1381,19 @@
         <w:rPr>
           <w:lang w:val="en_US" w:bidi="en_US"/>
         </w:rPr>
-        <w:t>(Translation suggestions: How to Translate Names)</w:t>
+        <w:t xml:space="preserve">(Translation suggestions: </w:t>
+      </w:r>
+      <w:r>
+        <w:rPr>
+          <w:lang w:val="en_US" w:bidi="en_US"/>
+        </w:rPr>
+        <w:t>How to Translate Names</w:t>
+      </w:r>
+      <w:r>
+        <w:rPr>
+          <w:lang w:val="en_US" w:bidi="en_US"/>
+        </w:rPr>
+        <w:t>)</w:t>
       </w:r>
       <w:r>
         <w:rPr>
@@ -1775,7 +1811,19 @@
         <w:rPr>
           <w:lang w:val="en_US" w:bidi="en_US"/>
         </w:rPr>
-        <w:t>(Translation suggestions: How to Translate Names)</w:t>
+        <w:t xml:space="preserve">(Translation suggestions: </w:t>
+      </w:r>
+      <w:r>
+        <w:rPr>
+          <w:lang w:val="en_US" w:bidi="en_US"/>
+        </w:rPr>
+        <w:t>How to Translate Names</w:t>
+      </w:r>
+      <w:r>
+        <w:rPr>
+          <w:lang w:val="en_US" w:bidi="en_US"/>
+        </w:rPr>
+        <w:t>)</w:t>
       </w:r>
       <w:r>
         <w:rPr>
@@ -2193,7 +2241,19 @@
         <w:rPr>
           <w:lang w:val="en_US" w:bidi="en_US"/>
         </w:rPr>
-        <w:t>(Translation suggestions: How to Translate Names)</w:t>
+        <w:t xml:space="preserve">(Translation suggestions: </w:t>
+      </w:r>
+      <w:r>
+        <w:rPr>
+          <w:lang w:val="en_US" w:bidi="en_US"/>
+        </w:rPr>
+        <w:t>How to Translate Names</w:t>
+      </w:r>
+      <w:r>
+        <w:rPr>
+          <w:lang w:val="en_US" w:bidi="en_US"/>
+        </w:rPr>
+        <w:t>)</w:t>
       </w:r>
       <w:r>
         <w:rPr>
@@ -3728,7 +3788,19 @@
         <w:rPr>
           <w:lang w:val="en_US" w:bidi="en_US"/>
         </w:rPr>
-        <w:t>A camel is a large, four legged animal with one or two humps on its back. (See also: How to Translate Unknowns)</w:t>
+        <w:t xml:space="preserve">A camel is a large, four legged animal with one or two humps on its back. (See also: </w:t>
+      </w:r>
+      <w:r>
+        <w:rPr>
+          <w:lang w:val="en_US" w:bidi="en_US"/>
+        </w:rPr>
+        <w:t>How to Translate Unknowns</w:t>
+      </w:r>
+      <w:r>
+        <w:rPr>
+          <w:lang w:val="en_US" w:bidi="en_US"/>
+        </w:rPr>
+        <w:t>)</w:t>
       </w:r>
       <w:r>
         <w:rPr>
@@ -4543,7 +4615,19 @@
         <w:rPr>
           <w:lang w:val="en_US" w:bidi="en_US"/>
         </w:rPr>
-        <w:t>(Translation suggestions: How to Translate Names)</w:t>
+        <w:t xml:space="preserve">(Translation suggestions: </w:t>
+      </w:r>
+      <w:r>
+        <w:rPr>
+          <w:lang w:val="en_US" w:bidi="en_US"/>
+        </w:rPr>
+        <w:t>How to Translate Names</w:t>
+      </w:r>
+      <w:r>
+        <w:rPr>
+          <w:lang w:val="en_US" w:bidi="en_US"/>
+        </w:rPr>
+        <w:t>)</w:t>
       </w:r>
       <w:r>
         <w:rPr>
@@ -5225,7 +5309,19 @@
         <w:rPr>
           <w:lang w:val="en_US" w:bidi="en_US"/>
         </w:rPr>
-        <w:t>(Translation suggestions: How to Translate Names)</w:t>
+        <w:t xml:space="preserve">(Translation suggestions: </w:t>
+      </w:r>
+      <w:r>
+        <w:rPr>
+          <w:lang w:val="en_US" w:bidi="en_US"/>
+        </w:rPr>
+        <w:t>How to Translate Names</w:t>
+      </w:r>
+      <w:r>
+        <w:rPr>
+          <w:lang w:val="en_US" w:bidi="en_US"/>
+        </w:rPr>
+        <w:t>)</w:t>
       </w:r>
       <w:r>
         <w:rPr>
@@ -6264,7 +6360,19 @@
         <w:rPr>
           <w:lang w:val="en_US" w:bidi="en_US"/>
         </w:rPr>
-        <w:t>(Translation suggestions: How to Translate Names)</w:t>
+        <w:t xml:space="preserve">(Translation suggestions: </w:t>
+      </w:r>
+      <w:r>
+        <w:rPr>
+          <w:lang w:val="en_US" w:bidi="en_US"/>
+        </w:rPr>
+        <w:t>How to Translate Names</w:t>
+      </w:r>
+      <w:r>
+        <w:rPr>
+          <w:lang w:val="en_US" w:bidi="en_US"/>
+        </w:rPr>
+        <w:t>)</w:t>
       </w:r>
       <w:r>
         <w:rPr>
@@ -8835,7 +8943,19 @@
         <w:rPr>
           <w:lang w:val="en_US" w:bidi="en_US"/>
         </w:rPr>
-        <w:t>(Translation suggestions: How to Translate Names)</w:t>
+        <w:t xml:space="preserve">(Translation suggestions: </w:t>
+      </w:r>
+      <w:r>
+        <w:rPr>
+          <w:lang w:val="en_US" w:bidi="en_US"/>
+        </w:rPr>
+        <w:t>How to Translate Names</w:t>
+      </w:r>
+      <w:r>
+        <w:rPr>
+          <w:lang w:val="en_US" w:bidi="en_US"/>
+        </w:rPr>
+        <w:t>)</w:t>
       </w:r>
       <w:r>
         <w:rPr>
@@ -9277,7 +9397,19 @@
         <w:rPr>
           <w:lang w:val="en_US" w:bidi="en_US"/>
         </w:rPr>
-        <w:t>(See also: How to Translate Unknowns)</w:t>
+        <w:t xml:space="preserve">(See also: </w:t>
+      </w:r>
+      <w:r>
+        <w:rPr>
+          <w:lang w:val="en_US" w:bidi="en_US"/>
+        </w:rPr>
+        <w:t>How to Translate Unknowns</w:t>
+      </w:r>
+      <w:r>
+        <w:rPr>
+          <w:lang w:val="en_US" w:bidi="en_US"/>
+        </w:rPr>
+        <w:t>)</w:t>
       </w:r>
       <w:r>
         <w:rPr>
@@ -9787,7 +9919,19 @@
         <w:rPr>
           <w:lang w:val="en_US" w:bidi="en_US"/>
         </w:rPr>
-        <w:t>(Translation suggestions: Translate Names)</w:t>
+        <w:t xml:space="preserve">(Translation suggestions: </w:t>
+      </w:r>
+      <w:r>
+        <w:rPr>
+          <w:lang w:val="en_US" w:bidi="en_US"/>
+        </w:rPr>
+        <w:t>Translate Names</w:t>
+      </w:r>
+      <w:r>
+        <w:rPr>
+          <w:lang w:val="en_US" w:bidi="en_US"/>
+        </w:rPr>
+        <w:t>)</w:t>
       </w:r>
       <w:r>
         <w:rPr>
@@ -10277,7 +10421,19 @@
         <w:rPr>
           <w:lang w:val="en_US" w:bidi="en_US"/>
         </w:rPr>
-        <w:t>Also consider how this term is translated or written in a Bible translation in a local or national language. (See: How to Translate Unknowns)</w:t>
+        <w:t xml:space="preserve">Also consider how this term is translated or written in a Bible translation in a local or national language. (See: </w:t>
+      </w:r>
+      <w:r>
+        <w:rPr>
+          <w:lang w:val="en_US" w:bidi="en_US"/>
+        </w:rPr>
+        <w:t>How to Translate Unknowns</w:t>
+      </w:r>
+      <w:r>
+        <w:rPr>
+          <w:lang w:val="en_US" w:bidi="en_US"/>
+        </w:rPr>
+        <w:t>)</w:t>
       </w:r>
       <w:r>
         <w:rPr>
@@ -11756,7 +11912,19 @@
         <w:rPr>
           <w:lang w:val="en_US" w:bidi="en_US"/>
         </w:rPr>
-        <w:t>Many languages use a transliterated word that looks or sounds like “Christ” or “Messiah.” (See: How to Translate Unknowns)</w:t>
+        <w:t xml:space="preserve">Many languages use a transliterated word that looks or sounds like “Christ” or “Messiah.” (See: </w:t>
+      </w:r>
+      <w:r>
+        <w:rPr>
+          <w:lang w:val="en_US" w:bidi="en_US"/>
+        </w:rPr>
+        <w:t>How to Translate Unknowns</w:t>
+      </w:r>
+      <w:r>
+        <w:rPr>
+          <w:lang w:val="en_US" w:bidi="en_US"/>
+        </w:rPr>
+        <w:t>)</w:t>
       </w:r>
       <w:r>
         <w:rPr>
@@ -11849,7 +12017,19 @@
         <w:rPr>
           <w:lang w:val="en_US" w:bidi="en_US"/>
         </w:rPr>
-        <w:t>(See also: How to Translate Names)</w:t>
+        <w:t xml:space="preserve">(See also: </w:t>
+      </w:r>
+      <w:r>
+        <w:rPr>
+          <w:lang w:val="en_US" w:bidi="en_US"/>
+        </w:rPr>
+        <w:t>How to Translate Names</w:t>
+      </w:r>
+      <w:r>
+        <w:rPr>
+          <w:lang w:val="en_US" w:bidi="en_US"/>
+        </w:rPr>
+        <w:t>)</w:t>
       </w:r>
       <w:r>
         <w:rPr>
@@ -12953,7 +13133,19 @@
         <w:rPr>
           <w:lang w:val="en_US" w:bidi="en_US"/>
         </w:rPr>
-        <w:t>Also consider how this term is translated in a Bible translation in a local or national language. (See: How to Translate Unknowns)</w:t>
+        <w:t xml:space="preserve">Also consider how this term is translated in a Bible translation in a local or national language. (See: </w:t>
+      </w:r>
+      <w:r>
+        <w:rPr>
+          <w:lang w:val="en_US" w:bidi="en_US"/>
+        </w:rPr>
+        <w:t>How to Translate Unknowns</w:t>
+      </w:r>
+      <w:r>
+        <w:rPr>
+          <w:lang w:val="en_US" w:bidi="en_US"/>
+        </w:rPr>
+        <w:t>)</w:t>
       </w:r>
       <w:r>
         <w:rPr>
@@ -13834,7 +14026,19 @@
         <w:rPr>
           <w:lang w:val="en_US" w:bidi="en_US"/>
         </w:rPr>
-        <w:t>Also consider how it is translated in a local or national Bible translation. (See: How to Translate Unknowns.)</w:t>
+        <w:t xml:space="preserve">Also consider how it is translated in a local or national Bible translation. (See: </w:t>
+      </w:r>
+      <w:r>
+        <w:rPr>
+          <w:lang w:val="en_US" w:bidi="en_US"/>
+        </w:rPr>
+        <w:t>How to Translate Unknowns</w:t>
+      </w:r>
+      <w:r>
+        <w:rPr>
+          <w:lang w:val="en_US" w:bidi="en_US"/>
+        </w:rPr>
+        <w:t>.)</w:t>
       </w:r>
       <w:r>
         <w:rPr>
@@ -14602,7 +14806,19 @@
         <w:rPr>
           <w:lang w:val="en_US" w:bidi="en_US"/>
         </w:rPr>
-        <w:t>(Translation suggestions: How to Translate Names)</w:t>
+        <w:t xml:space="preserve">(Translation suggestions: </w:t>
+      </w:r>
+      <w:r>
+        <w:rPr>
+          <w:lang w:val="en_US" w:bidi="en_US"/>
+        </w:rPr>
+        <w:t>How to Translate Names</w:t>
+      </w:r>
+      <w:r>
+        <w:rPr>
+          <w:lang w:val="en_US" w:bidi="en_US"/>
+        </w:rPr>
+        <w:t>)</w:t>
       </w:r>
       <w:r>
         <w:rPr>
@@ -15317,7 +15533,19 @@
         <w:rPr>
           <w:lang w:val="en_US" w:bidi="en_US"/>
         </w:rPr>
-        <w:t>(See also: How to Translate Unknowns)</w:t>
+        <w:t xml:space="preserve">(See also: </w:t>
+      </w:r>
+      <w:r>
+        <w:rPr>
+          <w:lang w:val="en_US" w:bidi="en_US"/>
+        </w:rPr>
+        <w:t>How to Translate Unknowns</w:t>
+      </w:r>
+      <w:r>
+        <w:rPr>
+          <w:lang w:val="en_US" w:bidi="en_US"/>
+        </w:rPr>
+        <w:t>)</w:t>
       </w:r>
       <w:r>
         <w:rPr>
@@ -17086,7 +17314,19 @@
         <w:rPr>
           <w:lang w:val="en_US" w:bidi="en_US"/>
         </w:rPr>
-        <w:t>(Translation suggestions: How to Translate Names)</w:t>
+        <w:t xml:space="preserve">(Translation suggestions: </w:t>
+      </w:r>
+      <w:r>
+        <w:rPr>
+          <w:lang w:val="en_US" w:bidi="en_US"/>
+        </w:rPr>
+        <w:t>How to Translate Names</w:t>
+      </w:r>
+      <w:r>
+        <w:rPr>
+          <w:lang w:val="en_US" w:bidi="en_US"/>
+        </w:rPr>
+        <w:t>)</w:t>
       </w:r>
       <w:r>
         <w:rPr>
@@ -17996,7 +18236,19 @@
         <w:rPr>
           <w:lang w:val="en_US" w:bidi="en_US"/>
         </w:rPr>
-        <w:t>(Translation suggestions: How to Translate Names)</w:t>
+        <w:t xml:space="preserve">(Translation suggestions: </w:t>
+      </w:r>
+      <w:r>
+        <w:rPr>
+          <w:lang w:val="en_US" w:bidi="en_US"/>
+        </w:rPr>
+        <w:t>How to Translate Names</w:t>
+      </w:r>
+      <w:r>
+        <w:rPr>
+          <w:lang w:val="en_US" w:bidi="en_US"/>
+        </w:rPr>
+        <w:t>)</w:t>
       </w:r>
       <w:r>
         <w:rPr>
@@ -24225,7 +24477,19 @@
         <w:rPr>
           <w:lang w:val="en_US" w:bidi="en_US"/>
         </w:rPr>
-        <w:t>(Translation suggestions: How to Translate Names)</w:t>
+        <w:t xml:space="preserve">(Translation suggestions: </w:t>
+      </w:r>
+      <w:r>
+        <w:rPr>
+          <w:lang w:val="en_US" w:bidi="en_US"/>
+        </w:rPr>
+        <w:t>How to Translate Names</w:t>
+      </w:r>
+      <w:r>
+        <w:rPr>
+          <w:lang w:val="en_US" w:bidi="en_US"/>
+        </w:rPr>
+        <w:t>)</w:t>
       </w:r>
       <w:r>
         <w:rPr>
@@ -24632,7 +24896,19 @@
         <w:rPr>
           <w:lang w:val="en_US" w:bidi="en_US"/>
         </w:rPr>
-        <w:t>(Translation suggestions: How to Translate Names)</w:t>
+        <w:t xml:space="preserve">(Translation suggestions: </w:t>
+      </w:r>
+      <w:r>
+        <w:rPr>
+          <w:lang w:val="en_US" w:bidi="en_US"/>
+        </w:rPr>
+        <w:t>How to Translate Names</w:t>
+      </w:r>
+      <w:r>
+        <w:rPr>
+          <w:lang w:val="en_US" w:bidi="en_US"/>
+        </w:rPr>
+        <w:t>)</w:t>
       </w:r>
       <w:r>
         <w:rPr>
@@ -30171,7 +30447,19 @@
         <w:rPr>
           <w:lang w:val="en_US" w:bidi="en_US"/>
         </w:rPr>
-        <w:t>(See also: How to Translate Unknowns)</w:t>
+        <w:t xml:space="preserve">(See also: </w:t>
+      </w:r>
+      <w:r>
+        <w:rPr>
+          <w:lang w:val="en_US" w:bidi="en_US"/>
+        </w:rPr>
+        <w:t>How to Translate Unknowns</w:t>
+      </w:r>
+      <w:r>
+        <w:rPr>
+          <w:lang w:val="en_US" w:bidi="en_US"/>
+        </w:rPr>
+        <w:t>)</w:t>
       </w:r>
       <w:r>
         <w:rPr>
@@ -31795,7 +32083,19 @@
         <w:rPr>
           <w:lang w:val="en_US" w:bidi="en_US"/>
         </w:rPr>
-        <w:t>(Translation suggestions: How to Translate Names)</w:t>
+        <w:t xml:space="preserve">(Translation suggestions: </w:t>
+      </w:r>
+      <w:r>
+        <w:rPr>
+          <w:lang w:val="en_US" w:bidi="en_US"/>
+        </w:rPr>
+        <w:t>How to Translate Names</w:t>
+      </w:r>
+      <w:r>
+        <w:rPr>
+          <w:lang w:val="en_US" w:bidi="en_US"/>
+        </w:rPr>
+        <w:t>)</w:t>
       </w:r>
       <w:r>
         <w:rPr>
@@ -32195,7 +32495,19 @@
         <w:rPr>
           <w:lang w:val="en_US" w:bidi="en_US"/>
         </w:rPr>
-        <w:t>Also consider how this word is translated in a Bible translation in a local or national language. (See: How to Translate Unknowns)</w:t>
+        <w:t xml:space="preserve">Also consider how this word is translated in a Bible translation in a local or national language. (See: </w:t>
+      </w:r>
+      <w:r>
+        <w:rPr>
+          <w:lang w:val="en_US" w:bidi="en_US"/>
+        </w:rPr>
+        <w:t>How to Translate Unknowns</w:t>
+      </w:r>
+      <w:r>
+        <w:rPr>
+          <w:lang w:val="en_US" w:bidi="en_US"/>
+        </w:rPr>
+        <w:t>)</w:t>
       </w:r>
       <w:r>
         <w:rPr>
@@ -36340,7 +36652,19 @@
         <w:rPr>
           <w:lang w:val="en_US" w:bidi="en_US"/>
         </w:rPr>
-        <w:t>(Translation suggestions: How to Translate Names)</w:t>
+        <w:t xml:space="preserve">(Translation suggestions: </w:t>
+      </w:r>
+      <w:r>
+        <w:rPr>
+          <w:lang w:val="en_US" w:bidi="en_US"/>
+        </w:rPr>
+        <w:t>How to Translate Names</w:t>
+      </w:r>
+      <w:r>
+        <w:rPr>
+          <w:lang w:val="en_US" w:bidi="en_US"/>
+        </w:rPr>
+        <w:t>)</w:t>
       </w:r>
       <w:r>
         <w:rPr>
@@ -37205,7 +37529,19 @@
         <w:rPr>
           <w:lang w:val="en_US" w:bidi="en_US"/>
         </w:rPr>
-        <w:t>(Translation suggestions: How to Translate Names)</w:t>
+        <w:t xml:space="preserve">(Translation suggestions: </w:t>
+      </w:r>
+      <w:r>
+        <w:rPr>
+          <w:lang w:val="en_US" w:bidi="en_US"/>
+        </w:rPr>
+        <w:t>How to Translate Names</w:t>
+      </w:r>
+      <w:r>
+        <w:rPr>
+          <w:lang w:val="en_US" w:bidi="en_US"/>
+        </w:rPr>
+        <w:t>)</w:t>
       </w:r>
       <w:r>
         <w:rPr>
@@ -37600,7 +37936,19 @@
         <w:rPr>
           <w:lang w:val="en_US" w:bidi="en_US"/>
         </w:rPr>
-        <w:t>(Translation suggestions: How to Translate Names)</w:t>
+        <w:t xml:space="preserve">(Translation suggestions: </w:t>
+      </w:r>
+      <w:r>
+        <w:rPr>
+          <w:lang w:val="en_US" w:bidi="en_US"/>
+        </w:rPr>
+        <w:t>How to Translate Names</w:t>
+      </w:r>
+      <w:r>
+        <w:rPr>
+          <w:lang w:val="en_US" w:bidi="en_US"/>
+        </w:rPr>
+        <w:t>)</w:t>
       </w:r>
       <w:r>
         <w:rPr>
@@ -37914,7 +38262,19 @@
         <w:rPr>
           <w:lang w:val="en_US" w:bidi="en_US"/>
         </w:rPr>
-        <w:t>(Translation suggestions: Translate Names)</w:t>
+        <w:t xml:space="preserve">(Translation suggestions: </w:t>
+      </w:r>
+      <w:r>
+        <w:rPr>
+          <w:lang w:val="en_US" w:bidi="en_US"/>
+        </w:rPr>
+        <w:t>Translate Names</w:t>
+      </w:r>
+      <w:r>
+        <w:rPr>
+          <w:lang w:val="en_US" w:bidi="en_US"/>
+        </w:rPr>
+        <w:t>)</w:t>
       </w:r>
       <w:r>
         <w:rPr>
